--- a/tillsyn/A 38282-2025 tillsynsbegäran.docx
+++ b/tillsyn/A 38282-2025 tillsynsbegäran.docx
@@ -389,7 +389,7 @@
     <w:r>
       <w:tab/>
       <w:tab/>
-      <w:t>2025-08-30</w:t>
+      <w:t>2025-08-31</w:t>
       <w:br/>
       <w:br/>
     </w:r>

--- a/tillsyn/A 38282-2025 tillsynsbegäran.docx
+++ b/tillsyn/A 38282-2025 tillsynsbegäran.docx
@@ -389,7 +389,7 @@
     <w:r>
       <w:tab/>
       <w:tab/>
-      <w:t>2025-08-31</w:t>
+      <w:t>2025-09-01</w:t>
       <w:br/>
       <w:br/>
     </w:r>

--- a/tillsyn/A 38282-2025 tillsynsbegäran.docx
+++ b/tillsyn/A 38282-2025 tillsynsbegäran.docx
@@ -389,7 +389,7 @@
     <w:r>
       <w:tab/>
       <w:tab/>
-      <w:t>2025-09-01</w:t>
+      <w:t>2025-09-04</w:t>
       <w:br/>
       <w:br/>
     </w:r>

--- a/tillsyn/A 38282-2025 tillsynsbegäran.docx
+++ b/tillsyn/A 38282-2025 tillsynsbegäran.docx
@@ -389,7 +389,7 @@
     <w:r>
       <w:tab/>
       <w:tab/>
-      <w:t>2025-09-04</w:t>
+      <w:t>2025-09-05</w:t>
       <w:br/>
       <w:br/>
     </w:r>

--- a/tillsyn/A 38282-2025 tillsynsbegäran.docx
+++ b/tillsyn/A 38282-2025 tillsynsbegäran.docx
@@ -389,7 +389,7 @@
     <w:r>
       <w:tab/>
       <w:tab/>
-      <w:t>2025-09-05</w:t>
+      <w:t>2025-09-07</w:t>
       <w:br/>
       <w:br/>
     </w:r>

--- a/tillsyn/A 38282-2025 tillsynsbegäran.docx
+++ b/tillsyn/A 38282-2025 tillsynsbegäran.docx
@@ -389,7 +389,7 @@
     <w:r>
       <w:tab/>
       <w:tab/>
-      <w:t>2025-09-07</w:t>
+      <w:t>2025-09-08</w:t>
       <w:br/>
       <w:br/>
     </w:r>

--- a/tillsyn/A 38282-2025 tillsynsbegäran.docx
+++ b/tillsyn/A 38282-2025 tillsynsbegäran.docx
@@ -389,7 +389,7 @@
     <w:r>
       <w:tab/>
       <w:tab/>
-      <w:t>2025-09-08</w:t>
+      <w:t>2025-09-10</w:t>
       <w:br/>
       <w:br/>
     </w:r>

--- a/tillsyn/A 38282-2025 tillsynsbegäran.docx
+++ b/tillsyn/A 38282-2025 tillsynsbegäran.docx
@@ -389,7 +389,7 @@
     <w:r>
       <w:tab/>
       <w:tab/>
-      <w:t>2025-09-10</w:t>
+      <w:t>2025-09-11</w:t>
       <w:br/>
       <w:br/>
     </w:r>

--- a/tillsyn/A 38282-2025 tillsynsbegäran.docx
+++ b/tillsyn/A 38282-2025 tillsynsbegäran.docx
@@ -389,7 +389,7 @@
     <w:r>
       <w:tab/>
       <w:tab/>
-      <w:t>2025-09-11</w:t>
+      <w:t>2025-09-12</w:t>
       <w:br/>
       <w:br/>
     </w:r>

--- a/tillsyn/A 38282-2025 tillsynsbegäran.docx
+++ b/tillsyn/A 38282-2025 tillsynsbegäran.docx
@@ -389,7 +389,7 @@
     <w:r>
       <w:tab/>
       <w:tab/>
-      <w:t>2025-09-12</w:t>
+      <w:t>2025-09-13</w:t>
       <w:br/>
       <w:br/>
     </w:r>

--- a/tillsyn/A 38282-2025 tillsynsbegäran.docx
+++ b/tillsyn/A 38282-2025 tillsynsbegäran.docx
@@ -389,7 +389,7 @@
     <w:r>
       <w:tab/>
       <w:tab/>
-      <w:t>2025-09-13</w:t>
+      <w:t>2025-09-14</w:t>
       <w:br/>
       <w:br/>
     </w:r>

--- a/tillsyn/A 38282-2025 tillsynsbegäran.docx
+++ b/tillsyn/A 38282-2025 tillsynsbegäran.docx
@@ -389,7 +389,7 @@
     <w:r>
       <w:tab/>
       <w:tab/>
-      <w:t>2025-09-14</w:t>
+      <w:t>2025-09-15</w:t>
       <w:br/>
       <w:br/>
     </w:r>

--- a/tillsyn/A 38282-2025 tillsynsbegäran.docx
+++ b/tillsyn/A 38282-2025 tillsynsbegäran.docx
@@ -389,7 +389,7 @@
     <w:r>
       <w:tab/>
       <w:tab/>
-      <w:t>2025-09-15</w:t>
+      <w:t>2025-09-16</w:t>
       <w:br/>
       <w:br/>
     </w:r>

--- a/tillsyn/A 38282-2025 tillsynsbegäran.docx
+++ b/tillsyn/A 38282-2025 tillsynsbegäran.docx
@@ -389,7 +389,7 @@
     <w:r>
       <w:tab/>
       <w:tab/>
-      <w:t>2025-09-16</w:t>
+      <w:t>2025-09-17</w:t>
       <w:br/>
       <w:br/>
     </w:r>

--- a/tillsyn/A 38282-2025 tillsynsbegäran.docx
+++ b/tillsyn/A 38282-2025 tillsynsbegäran.docx
@@ -389,7 +389,7 @@
     <w:r>
       <w:tab/>
       <w:tab/>
-      <w:t>2025-09-17</w:t>
+      <w:t>2025-09-18</w:t>
       <w:br/>
       <w:br/>
     </w:r>

--- a/tillsyn/A 38282-2025 tillsynsbegäran.docx
+++ b/tillsyn/A 38282-2025 tillsynsbegäran.docx
@@ -389,7 +389,7 @@
     <w:r>
       <w:tab/>
       <w:tab/>
-      <w:t>2025-09-18</w:t>
+      <w:t>2025-09-22</w:t>
       <w:br/>
       <w:br/>
     </w:r>

--- a/tillsyn/A 38282-2025 tillsynsbegäran.docx
+++ b/tillsyn/A 38282-2025 tillsynsbegäran.docx
@@ -389,7 +389,7 @@
     <w:r>
       <w:tab/>
       <w:tab/>
-      <w:t>2025-09-22</w:t>
+      <w:t>2025-09-23</w:t>
       <w:br/>
       <w:br/>
     </w:r>

--- a/tillsyn/A 38282-2025 tillsynsbegäran.docx
+++ b/tillsyn/A 38282-2025 tillsynsbegäran.docx
@@ -389,7 +389,7 @@
     <w:r>
       <w:tab/>
       <w:tab/>
-      <w:t>2025-09-23</w:t>
+      <w:t>2025-09-24</w:t>
       <w:br/>
       <w:br/>
     </w:r>

--- a/tillsyn/A 38282-2025 tillsynsbegäran.docx
+++ b/tillsyn/A 38282-2025 tillsynsbegäran.docx
@@ -389,7 +389,7 @@
     <w:r>
       <w:tab/>
       <w:tab/>
-      <w:t>2025-09-24</w:t>
+      <w:t>2025-09-25</w:t>
       <w:br/>
       <w:br/>
     </w:r>

--- a/tillsyn/A 38282-2025 tillsynsbegäran.docx
+++ b/tillsyn/A 38282-2025 tillsynsbegäran.docx
@@ -389,7 +389,7 @@
     <w:r>
       <w:tab/>
       <w:tab/>
-      <w:t>2025-09-25</w:t>
+      <w:t>2025-09-26</w:t>
       <w:br/>
       <w:br/>
     </w:r>

--- a/tillsyn/A 38282-2025 tillsynsbegäran.docx
+++ b/tillsyn/A 38282-2025 tillsynsbegäran.docx
@@ -389,7 +389,7 @@
     <w:r>
       <w:tab/>
       <w:tab/>
-      <w:t>2025-09-26</w:t>
+      <w:t>2025-09-27</w:t>
       <w:br/>
       <w:br/>
     </w:r>

--- a/tillsyn/A 38282-2025 tillsynsbegäran.docx
+++ b/tillsyn/A 38282-2025 tillsynsbegäran.docx
@@ -389,7 +389,7 @@
     <w:r>
       <w:tab/>
       <w:tab/>
-      <w:t>2025-09-27</w:t>
+      <w:t>2025-09-28</w:t>
       <w:br/>
       <w:br/>
     </w:r>

--- a/tillsyn/A 38282-2025 tillsynsbegäran.docx
+++ b/tillsyn/A 38282-2025 tillsynsbegäran.docx
@@ -389,7 +389,7 @@
     <w:r>
       <w:tab/>
       <w:tab/>
-      <w:t>2025-09-28</w:t>
+      <w:t>2025-09-29</w:t>
       <w:br/>
       <w:br/>
     </w:r>

--- a/tillsyn/A 38282-2025 tillsynsbegäran.docx
+++ b/tillsyn/A 38282-2025 tillsynsbegäran.docx
@@ -389,7 +389,7 @@
     <w:r>
       <w:tab/>
       <w:tab/>
-      <w:t>2025-09-29</w:t>
+      <w:t>2025-09-30</w:t>
       <w:br/>
       <w:br/>
     </w:r>

--- a/tillsyn/A 38282-2025 tillsynsbegäran.docx
+++ b/tillsyn/A 38282-2025 tillsynsbegäran.docx
@@ -389,7 +389,7 @@
     <w:r>
       <w:tab/>
       <w:tab/>
-      <w:t>2025-09-30</w:t>
+      <w:t>2025-10-01</w:t>
       <w:br/>
       <w:br/>
     </w:r>

--- a/tillsyn/A 38282-2025 tillsynsbegäran.docx
+++ b/tillsyn/A 38282-2025 tillsynsbegäran.docx
@@ -389,7 +389,7 @@
     <w:r>
       <w:tab/>
       <w:tab/>
-      <w:t>2025-10-01</w:t>
+      <w:t>2025-10-02</w:t>
       <w:br/>
       <w:br/>
     </w:r>

--- a/tillsyn/A 38282-2025 tillsynsbegäran.docx
+++ b/tillsyn/A 38282-2025 tillsynsbegäran.docx
@@ -389,7 +389,7 @@
     <w:r>
       <w:tab/>
       <w:tab/>
-      <w:t>2025-10-02</w:t>
+      <w:t>2025-10-03</w:t>
       <w:br/>
       <w:br/>
     </w:r>

--- a/tillsyn/A 38282-2025 tillsynsbegäran.docx
+++ b/tillsyn/A 38282-2025 tillsynsbegäran.docx
@@ -389,7 +389,7 @@
     <w:r>
       <w:tab/>
       <w:tab/>
-      <w:t>2025-10-03</w:t>
+      <w:t>2025-10-04</w:t>
       <w:br/>
       <w:br/>
     </w:r>

--- a/tillsyn/A 38282-2025 tillsynsbegäran.docx
+++ b/tillsyn/A 38282-2025 tillsynsbegäran.docx
@@ -389,7 +389,7 @@
     <w:r>
       <w:tab/>
       <w:tab/>
-      <w:t>2025-10-04</w:t>
+      <w:t>2025-10-05</w:t>
       <w:br/>
       <w:br/>
     </w:r>

--- a/tillsyn/A 38282-2025 tillsynsbegäran.docx
+++ b/tillsyn/A 38282-2025 tillsynsbegäran.docx
@@ -389,7 +389,7 @@
     <w:r>
       <w:tab/>
       <w:tab/>
-      <w:t>2025-10-05</w:t>
+      <w:t>2025-10-06</w:t>
       <w:br/>
       <w:br/>
     </w:r>

--- a/tillsyn/A 38282-2025 tillsynsbegäran.docx
+++ b/tillsyn/A 38282-2025 tillsynsbegäran.docx
@@ -389,7 +389,7 @@
     <w:r>
       <w:tab/>
       <w:tab/>
-      <w:t>2025-10-06</w:t>
+      <w:t>2025-10-07</w:t>
       <w:br/>
       <w:br/>
     </w:r>

--- a/tillsyn/A 38282-2025 tillsynsbegäran.docx
+++ b/tillsyn/A 38282-2025 tillsynsbegäran.docx
@@ -389,7 +389,7 @@
     <w:r>
       <w:tab/>
       <w:tab/>
-      <w:t>2025-10-07</w:t>
+      <w:t>2025-10-08</w:t>
       <w:br/>
       <w:br/>
     </w:r>

--- a/tillsyn/A 38282-2025 tillsynsbegäran.docx
+++ b/tillsyn/A 38282-2025 tillsynsbegäran.docx
@@ -389,7 +389,7 @@
     <w:r>
       <w:tab/>
       <w:tab/>
-      <w:t>2025-10-08</w:t>
+      <w:t>2025-10-09</w:t>
       <w:br/>
       <w:br/>
     </w:r>

--- a/tillsyn/A 38282-2025 tillsynsbegäran.docx
+++ b/tillsyn/A 38282-2025 tillsynsbegäran.docx
@@ -389,7 +389,7 @@
     <w:r>
       <w:tab/>
       <w:tab/>
-      <w:t>2025-10-09</w:t>
+      <w:t>2025-10-10</w:t>
       <w:br/>
       <w:br/>
     </w:r>

--- a/tillsyn/A 38282-2025 tillsynsbegäran.docx
+++ b/tillsyn/A 38282-2025 tillsynsbegäran.docx
@@ -389,7 +389,7 @@
     <w:r>
       <w:tab/>
       <w:tab/>
-      <w:t>2025-10-10</w:t>
+      <w:t>2025-10-11</w:t>
       <w:br/>
       <w:br/>
     </w:r>

--- a/tillsyn/A 38282-2025 tillsynsbegäran.docx
+++ b/tillsyn/A 38282-2025 tillsynsbegäran.docx
@@ -389,7 +389,7 @@
     <w:r>
       <w:tab/>
       <w:tab/>
-      <w:t>2025-10-16</w:t>
+      <w:t>2025-10-17</w:t>
       <w:br/>
       <w:br/>
     </w:r>

--- a/tillsyn/A 38282-2025 tillsynsbegäran.docx
+++ b/tillsyn/A 38282-2025 tillsynsbegäran.docx
@@ -389,7 +389,7 @@
     <w:r>
       <w:tab/>
       <w:tab/>
-      <w:t>2025-10-17</w:t>
+      <w:t>2025-10-18</w:t>
       <w:br/>
       <w:br/>
     </w:r>

--- a/tillsyn/A 38282-2025 tillsynsbegäran.docx
+++ b/tillsyn/A 38282-2025 tillsynsbegäran.docx
@@ -389,7 +389,7 @@
     <w:r>
       <w:tab/>
       <w:tab/>
-      <w:t>2025-10-18</w:t>
+      <w:t>2025-10-19</w:t>
       <w:br/>
       <w:br/>
     </w:r>

--- a/tillsyn/A 38282-2025 tillsynsbegäran.docx
+++ b/tillsyn/A 38282-2025 tillsynsbegäran.docx
@@ -389,7 +389,7 @@
     <w:r>
       <w:tab/>
       <w:tab/>
-      <w:t>2025-10-19</w:t>
+      <w:t>2025-10-20</w:t>
       <w:br/>
       <w:br/>
     </w:r>

--- a/tillsyn/A 38282-2025 tillsynsbegäran.docx
+++ b/tillsyn/A 38282-2025 tillsynsbegäran.docx
@@ -389,7 +389,7 @@
     <w:r>
       <w:tab/>
       <w:tab/>
-      <w:t>2025-10-20</w:t>
+      <w:t>2025-10-21</w:t>
       <w:br/>
       <w:br/>
     </w:r>

--- a/tillsyn/A 38282-2025 tillsynsbegäran.docx
+++ b/tillsyn/A 38282-2025 tillsynsbegäran.docx
@@ -389,7 +389,7 @@
     <w:r>
       <w:tab/>
       <w:tab/>
-      <w:t>2025-10-21</w:t>
+      <w:t>2025-10-22</w:t>
       <w:br/>
       <w:br/>
     </w:r>

--- a/tillsyn/A 38282-2025 tillsynsbegäran.docx
+++ b/tillsyn/A 38282-2025 tillsynsbegäran.docx
@@ -389,7 +389,7 @@
     <w:r>
       <w:tab/>
       <w:tab/>
-      <w:t>2025-10-22</w:t>
+      <w:t>2025-10-23</w:t>
       <w:br/>
       <w:br/>
     </w:r>

--- a/tillsyn/A 38282-2025 tillsynsbegäran.docx
+++ b/tillsyn/A 38282-2025 tillsynsbegäran.docx
@@ -389,7 +389,7 @@
     <w:r>
       <w:tab/>
       <w:tab/>
-      <w:t>2025-10-23</w:t>
+      <w:t>2025-10-24</w:t>
       <w:br/>
       <w:br/>
     </w:r>

--- a/tillsyn/A 38282-2025 tillsynsbegäran.docx
+++ b/tillsyn/A 38282-2025 tillsynsbegäran.docx
@@ -389,7 +389,7 @@
     <w:r>
       <w:tab/>
       <w:tab/>
-      <w:t>2025-10-24</w:t>
+      <w:t>2025-10-25</w:t>
       <w:br/>
       <w:br/>
     </w:r>

--- a/tillsyn/A 38282-2025 tillsynsbegäran.docx
+++ b/tillsyn/A 38282-2025 tillsynsbegäran.docx
@@ -389,7 +389,7 @@
     <w:r>
       <w:tab/>
       <w:tab/>
-      <w:t>2025-10-25</w:t>
+      <w:t>2025-10-26</w:t>
       <w:br/>
       <w:br/>
     </w:r>

--- a/tillsyn/A 38282-2025 tillsynsbegäran.docx
+++ b/tillsyn/A 38282-2025 tillsynsbegäran.docx
@@ -389,7 +389,7 @@
     <w:r>
       <w:tab/>
       <w:tab/>
-      <w:t>2025-10-26</w:t>
+      <w:t>2025-10-27</w:t>
       <w:br/>
       <w:br/>
     </w:r>

--- a/tillsyn/A 38282-2025 tillsynsbegäran.docx
+++ b/tillsyn/A 38282-2025 tillsynsbegäran.docx
@@ -389,7 +389,7 @@
     <w:r>
       <w:tab/>
       <w:tab/>
-      <w:t>2025-10-27</w:t>
+      <w:t>2025-10-28</w:t>
       <w:br/>
       <w:br/>
     </w:r>

--- a/tillsyn/A 38282-2025 tillsynsbegäran.docx
+++ b/tillsyn/A 38282-2025 tillsynsbegäran.docx
@@ -389,7 +389,7 @@
     <w:r>
       <w:tab/>
       <w:tab/>
-      <w:t>2025-10-28</w:t>
+      <w:t>2025-10-29</w:t>
       <w:br/>
       <w:br/>
     </w:r>

--- a/tillsyn/A 38282-2025 tillsynsbegäran.docx
+++ b/tillsyn/A 38282-2025 tillsynsbegäran.docx
@@ -389,7 +389,7 @@
     <w:r>
       <w:tab/>
       <w:tab/>
-      <w:t>2025-10-29</w:t>
+      <w:t>2025-10-30</w:t>
       <w:br/>
       <w:br/>
     </w:r>

--- a/tillsyn/A 38282-2025 tillsynsbegäran.docx
+++ b/tillsyn/A 38282-2025 tillsynsbegäran.docx
@@ -389,7 +389,7 @@
     <w:r>
       <w:tab/>
       <w:tab/>
-      <w:t>2025-10-30</w:t>
+      <w:t>2025-10-31</w:t>
       <w:br/>
       <w:br/>
     </w:r>

--- a/tillsyn/A 38282-2025 tillsynsbegäran.docx
+++ b/tillsyn/A 38282-2025 tillsynsbegäran.docx
@@ -389,7 +389,7 @@
     <w:r>
       <w:tab/>
       <w:tab/>
-      <w:t>2025-10-31</w:t>
+      <w:t>2025-11-01</w:t>
       <w:br/>
       <w:br/>
     </w:r>

--- a/tillsyn/A 38282-2025 tillsynsbegäran.docx
+++ b/tillsyn/A 38282-2025 tillsynsbegäran.docx
@@ -389,7 +389,7 @@
     <w:r>
       <w:tab/>
       <w:tab/>
-      <w:t>2025-11-01</w:t>
+      <w:t>2025-11-02</w:t>
       <w:br/>
       <w:br/>
     </w:r>

--- a/tillsyn/A 38282-2025 tillsynsbegäran.docx
+++ b/tillsyn/A 38282-2025 tillsynsbegäran.docx
@@ -389,7 +389,7 @@
     <w:r>
       <w:tab/>
       <w:tab/>
-      <w:t>2025-11-02</w:t>
+      <w:t>2025-11-03</w:t>
       <w:br/>
       <w:br/>
     </w:r>

--- a/tillsyn/A 38282-2025 tillsynsbegäran.docx
+++ b/tillsyn/A 38282-2025 tillsynsbegäran.docx
@@ -389,7 +389,7 @@
     <w:r>
       <w:tab/>
       <w:tab/>
-      <w:t>2025-11-03</w:t>
+      <w:t>2025-11-04</w:t>
       <w:br/>
       <w:br/>
     </w:r>

--- a/tillsyn/A 38282-2025 tillsynsbegäran.docx
+++ b/tillsyn/A 38282-2025 tillsynsbegäran.docx
@@ -389,7 +389,7 @@
     <w:r>
       <w:tab/>
       <w:tab/>
-      <w:t>2025-11-04</w:t>
+      <w:t>2025-11-05</w:t>
       <w:br/>
       <w:br/>
     </w:r>

--- a/tillsyn/A 38282-2025 tillsynsbegäran.docx
+++ b/tillsyn/A 38282-2025 tillsynsbegäran.docx
@@ -389,7 +389,7 @@
     <w:r>
       <w:tab/>
       <w:tab/>
-      <w:t>2025-11-05</w:t>
+      <w:t>2025-11-06</w:t>
       <w:br/>
       <w:br/>
     </w:r>

--- a/tillsyn/A 38282-2025 tillsynsbegäran.docx
+++ b/tillsyn/A 38282-2025 tillsynsbegäran.docx
@@ -389,7 +389,7 @@
     <w:r>
       <w:tab/>
       <w:tab/>
-      <w:t>2025-11-06</w:t>
+      <w:t>2025-11-07</w:t>
       <w:br/>
       <w:br/>
     </w:r>

--- a/tillsyn/A 38282-2025 tillsynsbegäran.docx
+++ b/tillsyn/A 38282-2025 tillsynsbegäran.docx
@@ -389,7 +389,7 @@
     <w:r>
       <w:tab/>
       <w:tab/>
-      <w:t>2025-11-07</w:t>
+      <w:t>2025-11-08</w:t>
       <w:br/>
       <w:br/>
     </w:r>

--- a/tillsyn/A 38282-2025 tillsynsbegäran.docx
+++ b/tillsyn/A 38282-2025 tillsynsbegäran.docx
@@ -389,7 +389,7 @@
     <w:r>
       <w:tab/>
       <w:tab/>
-      <w:t>2025-11-08</w:t>
+      <w:t>2025-11-09</w:t>
       <w:br/>
       <w:br/>
     </w:r>

--- a/tillsyn/A 38282-2025 tillsynsbegäran.docx
+++ b/tillsyn/A 38282-2025 tillsynsbegäran.docx
@@ -389,7 +389,7 @@
     <w:r>
       <w:tab/>
       <w:tab/>
-      <w:t>2025-11-09</w:t>
+      <w:t>2025-11-10</w:t>
       <w:br/>
       <w:br/>
     </w:r>

--- a/tillsyn/A 38282-2025 tillsynsbegäran.docx
+++ b/tillsyn/A 38282-2025 tillsynsbegäran.docx
@@ -389,7 +389,7 @@
     <w:r>
       <w:tab/>
       <w:tab/>
-      <w:t>2025-11-10</w:t>
+      <w:t>2025-11-11</w:t>
       <w:br/>
       <w:br/>
     </w:r>

--- a/tillsyn/A 38282-2025 tillsynsbegäran.docx
+++ b/tillsyn/A 38282-2025 tillsynsbegäran.docx
@@ -389,7 +389,7 @@
     <w:r>
       <w:tab/>
       <w:tab/>
-      <w:t>2025-11-11</w:t>
+      <w:t>2025-11-12</w:t>
       <w:br/>
       <w:br/>
     </w:r>

--- a/tillsyn/A 38282-2025 tillsynsbegäran.docx
+++ b/tillsyn/A 38282-2025 tillsynsbegäran.docx
@@ -389,7 +389,7 @@
     <w:r>
       <w:tab/>
       <w:tab/>
-      <w:t>2025-11-12</w:t>
+      <w:t>2025-11-13</w:t>
       <w:br/>
       <w:br/>
     </w:r>

--- a/tillsyn/A 38282-2025 tillsynsbegäran.docx
+++ b/tillsyn/A 38282-2025 tillsynsbegäran.docx
@@ -389,7 +389,7 @@
     <w:r>
       <w:tab/>
       <w:tab/>
-      <w:t>2025-11-13</w:t>
+      <w:t>2025-11-14</w:t>
       <w:br/>
       <w:br/>
     </w:r>

--- a/tillsyn/A 38282-2025 tillsynsbegäran.docx
+++ b/tillsyn/A 38282-2025 tillsynsbegäran.docx
@@ -389,7 +389,7 @@
     <w:r>
       <w:tab/>
       <w:tab/>
-      <w:t>2025-11-14</w:t>
+      <w:t>2025-11-15</w:t>
       <w:br/>
       <w:br/>
     </w:r>

--- a/tillsyn/A 38282-2025 tillsynsbegäran.docx
+++ b/tillsyn/A 38282-2025 tillsynsbegäran.docx
@@ -389,7 +389,7 @@
     <w:r>
       <w:tab/>
       <w:tab/>
-      <w:t>2025-11-15</w:t>
+      <w:t>2025-11-20</w:t>
       <w:br/>
       <w:br/>
     </w:r>

--- a/tillsyn/A 38282-2025 tillsynsbegäran.docx
+++ b/tillsyn/A 38282-2025 tillsynsbegäran.docx
@@ -389,7 +389,7 @@
     <w:r>
       <w:tab/>
       <w:tab/>
-      <w:t>2025-11-20</w:t>
+      <w:t>2025-11-21</w:t>
       <w:br/>
       <w:br/>
     </w:r>

--- a/tillsyn/A 38282-2025 tillsynsbegäran.docx
+++ b/tillsyn/A 38282-2025 tillsynsbegäran.docx
@@ -389,7 +389,7 @@
     <w:r>
       <w:tab/>
       <w:tab/>
-      <w:t>2025-11-21</w:t>
+      <w:t>2025-11-22</w:t>
       <w:br/>
       <w:br/>
     </w:r>

--- a/tillsyn/A 38282-2025 tillsynsbegäran.docx
+++ b/tillsyn/A 38282-2025 tillsynsbegäran.docx
@@ -389,7 +389,7 @@
     <w:r>
       <w:tab/>
       <w:tab/>
-      <w:t>2025-11-22</w:t>
+      <w:t>2025-11-23</w:t>
       <w:br/>
       <w:br/>
     </w:r>

--- a/tillsyn/A 38282-2025 tillsynsbegäran.docx
+++ b/tillsyn/A 38282-2025 tillsynsbegäran.docx
@@ -389,7 +389,7 @@
     <w:r>
       <w:tab/>
       <w:tab/>
-      <w:t>2025-11-23</w:t>
+      <w:t>2025-11-24</w:t>
       <w:br/>
       <w:br/>
     </w:r>

--- a/tillsyn/A 38282-2025 tillsynsbegäran.docx
+++ b/tillsyn/A 38282-2025 tillsynsbegäran.docx
@@ -389,7 +389,7 @@
     <w:r>
       <w:tab/>
       <w:tab/>
-      <w:t>2025-11-24</w:t>
+      <w:t>2025-11-25</w:t>
       <w:br/>
       <w:br/>
     </w:r>

--- a/tillsyn/A 38282-2025 tillsynsbegäran.docx
+++ b/tillsyn/A 38282-2025 tillsynsbegäran.docx
@@ -389,7 +389,7 @@
     <w:r>
       <w:tab/>
       <w:tab/>
-      <w:t>2025-11-25</w:t>
+      <w:t>2025-11-26</w:t>
       <w:br/>
       <w:br/>
     </w:r>

--- a/tillsyn/A 38282-2025 tillsynsbegäran.docx
+++ b/tillsyn/A 38282-2025 tillsynsbegäran.docx
@@ -389,7 +389,7 @@
     <w:r>
       <w:tab/>
       <w:tab/>
-      <w:t>2025-11-26</w:t>
+      <w:t>2025-11-27</w:t>
       <w:br/>
       <w:br/>
     </w:r>

--- a/tillsyn/A 38282-2025 tillsynsbegäran.docx
+++ b/tillsyn/A 38282-2025 tillsynsbegäran.docx
@@ -389,7 +389,7 @@
     <w:r>
       <w:tab/>
       <w:tab/>
-      <w:t>2025-11-27</w:t>
+      <w:t>2025-11-28</w:t>
       <w:br/>
       <w:br/>
     </w:r>

--- a/tillsyn/A 38282-2025 tillsynsbegäran.docx
+++ b/tillsyn/A 38282-2025 tillsynsbegäran.docx
@@ -389,7 +389,7 @@
     <w:r>
       <w:tab/>
       <w:tab/>
-      <w:t>2025-11-28</w:t>
+      <w:t>2025-11-29</w:t>
       <w:br/>
       <w:br/>
     </w:r>

--- a/tillsyn/A 38282-2025 tillsynsbegäran.docx
+++ b/tillsyn/A 38282-2025 tillsynsbegäran.docx
@@ -389,7 +389,7 @@
     <w:r>
       <w:tab/>
       <w:tab/>
-      <w:t>2025-11-29</w:t>
+      <w:t>2025-11-30</w:t>
       <w:br/>
       <w:br/>
     </w:r>

--- a/tillsyn/A 38282-2025 tillsynsbegäran.docx
+++ b/tillsyn/A 38282-2025 tillsynsbegäran.docx
@@ -389,7 +389,7 @@
     <w:r>
       <w:tab/>
       <w:tab/>
-      <w:t>2025-11-30</w:t>
+      <w:t>2025-12-01</w:t>
       <w:br/>
       <w:br/>
     </w:r>

--- a/tillsyn/A 38282-2025 tillsynsbegäran.docx
+++ b/tillsyn/A 38282-2025 tillsynsbegäran.docx
@@ -389,7 +389,7 @@
     <w:r>
       <w:tab/>
       <w:tab/>
-      <w:t>2025-12-01</w:t>
+      <w:t>2025-12-02</w:t>
       <w:br/>
       <w:br/>
     </w:r>

--- a/tillsyn/A 38282-2025 tillsynsbegäran.docx
+++ b/tillsyn/A 38282-2025 tillsynsbegäran.docx
@@ -389,7 +389,7 @@
     <w:r>
       <w:tab/>
       <w:tab/>
-      <w:t>2025-12-02</w:t>
+      <w:t>2025-12-03</w:t>
       <w:br/>
       <w:br/>
     </w:r>

--- a/tillsyn/A 38282-2025 tillsynsbegäran.docx
+++ b/tillsyn/A 38282-2025 tillsynsbegäran.docx
@@ -389,7 +389,7 @@
     <w:r>
       <w:tab/>
       <w:tab/>
-      <w:t>2025-12-03</w:t>
+      <w:t>2025-12-04</w:t>
       <w:br/>
       <w:br/>
     </w:r>

--- a/tillsyn/A 38282-2025 tillsynsbegäran.docx
+++ b/tillsyn/A 38282-2025 tillsynsbegäran.docx
@@ -389,7 +389,7 @@
     <w:r>
       <w:tab/>
       <w:tab/>
-      <w:t>2025-12-04</w:t>
+      <w:t>2025-12-05</w:t>
       <w:br/>
       <w:br/>
     </w:r>

--- a/tillsyn/A 38282-2025 tillsynsbegäran.docx
+++ b/tillsyn/A 38282-2025 tillsynsbegäran.docx
@@ -389,7 +389,7 @@
     <w:r>
       <w:tab/>
       <w:tab/>
-      <w:t>2025-12-05</w:t>
+      <w:t>2025-12-06</w:t>
       <w:br/>
       <w:br/>
     </w:r>

--- a/tillsyn/A 38282-2025 tillsynsbegäran.docx
+++ b/tillsyn/A 38282-2025 tillsynsbegäran.docx
@@ -389,7 +389,7 @@
     <w:r>
       <w:tab/>
       <w:tab/>
-      <w:t>2025-12-06</w:t>
+      <w:t>2025-12-07</w:t>
       <w:br/>
       <w:br/>
     </w:r>

--- a/tillsyn/A 38282-2025 tillsynsbegäran.docx
+++ b/tillsyn/A 38282-2025 tillsynsbegäran.docx
@@ -389,7 +389,7 @@
     <w:r>
       <w:tab/>
       <w:tab/>
-      <w:t>2025-12-07</w:t>
+      <w:t>2025-12-08</w:t>
       <w:br/>
       <w:br/>
     </w:r>

--- a/tillsyn/A 38282-2025 tillsynsbegäran.docx
+++ b/tillsyn/A 38282-2025 tillsynsbegäran.docx
@@ -389,7 +389,7 @@
     <w:r>
       <w:tab/>
       <w:tab/>
-      <w:t>2025-12-08</w:t>
+      <w:t>2025-12-09</w:t>
       <w:br/>
       <w:br/>
     </w:r>

--- a/tillsyn/A 38282-2025 tillsynsbegäran.docx
+++ b/tillsyn/A 38282-2025 tillsynsbegäran.docx
@@ -389,7 +389,7 @@
     <w:r>
       <w:tab/>
       <w:tab/>
-      <w:t>2025-12-09</w:t>
+      <w:t>2025-12-10</w:t>
       <w:br/>
       <w:br/>
     </w:r>

--- a/tillsyn/A 38282-2025 tillsynsbegäran.docx
+++ b/tillsyn/A 38282-2025 tillsynsbegäran.docx
@@ -389,7 +389,7 @@
     <w:r>
       <w:tab/>
       <w:tab/>
-      <w:t>2025-12-10</w:t>
+      <w:t>2025-12-11</w:t>
       <w:br/>
       <w:br/>
     </w:r>

--- a/tillsyn/A 38282-2025 tillsynsbegäran.docx
+++ b/tillsyn/A 38282-2025 tillsynsbegäran.docx
@@ -389,7 +389,7 @@
     <w:r>
       <w:tab/>
       <w:tab/>
-      <w:t>2025-12-11</w:t>
+      <w:t>2025-12-12</w:t>
       <w:br/>
       <w:br/>
     </w:r>

--- a/tillsyn/A 38282-2025 tillsynsbegäran.docx
+++ b/tillsyn/A 38282-2025 tillsynsbegäran.docx
@@ -389,7 +389,7 @@
     <w:r>
       <w:tab/>
       <w:tab/>
-      <w:t>2025-12-12</w:t>
+      <w:t>2025-12-13</w:t>
       <w:br/>
       <w:br/>
     </w:r>

--- a/tillsyn/A 38282-2025 tillsynsbegäran.docx
+++ b/tillsyn/A 38282-2025 tillsynsbegäran.docx
@@ -389,7 +389,7 @@
     <w:r>
       <w:tab/>
       <w:tab/>
-      <w:t>2025-12-19</w:t>
+      <w:t>2025-12-20</w:t>
       <w:br/>
       <w:br/>
     </w:r>

--- a/tillsyn/A 38282-2025 tillsynsbegäran.docx
+++ b/tillsyn/A 38282-2025 tillsynsbegäran.docx
@@ -389,7 +389,7 @@
     <w:r>
       <w:tab/>
       <w:tab/>
-      <w:t>2025-12-20</w:t>
+      <w:t>2025-12-21</w:t>
       <w:br/>
       <w:br/>
     </w:r>

--- a/tillsyn/A 38282-2025 tillsynsbegäran.docx
+++ b/tillsyn/A 38282-2025 tillsynsbegäran.docx
@@ -389,7 +389,7 @@
     <w:r>
       <w:tab/>
       <w:tab/>
-      <w:t>2025-12-21</w:t>
+      <w:t>2025-12-22</w:t>
       <w:br/>
       <w:br/>
     </w:r>

--- a/tillsyn/A 38282-2025 tillsynsbegäran.docx
+++ b/tillsyn/A 38282-2025 tillsynsbegäran.docx
@@ -389,7 +389,7 @@
     <w:r>
       <w:tab/>
       <w:tab/>
-      <w:t>2025-12-22</w:t>
+      <w:t>2025-12-26</w:t>
       <w:br/>
       <w:br/>
     </w:r>

--- a/tillsyn/A 38282-2025 tillsynsbegäran.docx
+++ b/tillsyn/A 38282-2025 tillsynsbegäran.docx
@@ -389,7 +389,7 @@
     <w:r>
       <w:tab/>
       <w:tab/>
-      <w:t>2026-01-07</w:t>
+      <w:t>2026-01-08</w:t>
       <w:br/>
       <w:br/>
     </w:r>

--- a/tillsyn/A 38282-2025 tillsynsbegäran.docx
+++ b/tillsyn/A 38282-2025 tillsynsbegäran.docx
@@ -389,7 +389,7 @@
     <w:r>
       <w:tab/>
       <w:tab/>
-      <w:t>2026-01-08</w:t>
+      <w:t>2026-01-09</w:t>
       <w:br/>
       <w:br/>
     </w:r>

--- a/tillsyn/A 38282-2025 tillsynsbegäran.docx
+++ b/tillsyn/A 38282-2025 tillsynsbegäran.docx
@@ -389,7 +389,7 @@
     <w:r>
       <w:tab/>
       <w:tab/>
-      <w:t>2026-01-09</w:t>
+      <w:t>2026-01-10</w:t>
       <w:br/>
       <w:br/>
     </w:r>

--- a/tillsyn/A 38282-2025 tillsynsbegäran.docx
+++ b/tillsyn/A 38282-2025 tillsynsbegäran.docx
@@ -389,7 +389,7 @@
     <w:r>
       <w:tab/>
       <w:tab/>
-      <w:t>2026-01-10</w:t>
+      <w:t>2026-01-11</w:t>
       <w:br/>
       <w:br/>
     </w:r>

--- a/tillsyn/A 38282-2025 tillsynsbegäran.docx
+++ b/tillsyn/A 38282-2025 tillsynsbegäran.docx
@@ -389,7 +389,7 @@
     <w:r>
       <w:tab/>
       <w:tab/>
-      <w:t>2026-01-11</w:t>
+      <w:t>2026-01-12</w:t>
       <w:br/>
       <w:br/>
     </w:r>

--- a/tillsyn/A 38282-2025 tillsynsbegäran.docx
+++ b/tillsyn/A 38282-2025 tillsynsbegäran.docx
@@ -389,7 +389,7 @@
     <w:r>
       <w:tab/>
       <w:tab/>
-      <w:t>2026-01-12</w:t>
+      <w:t>2026-01-13</w:t>
       <w:br/>
       <w:br/>
     </w:r>

--- a/tillsyn/A 38282-2025 tillsynsbegäran.docx
+++ b/tillsyn/A 38282-2025 tillsynsbegäran.docx
@@ -389,7 +389,7 @@
     <w:r>
       <w:tab/>
       <w:tab/>
-      <w:t>2026-01-13</w:t>
+      <w:t>2026-01-14</w:t>
       <w:br/>
       <w:br/>
     </w:r>

--- a/tillsyn/A 38282-2025 tillsynsbegäran.docx
+++ b/tillsyn/A 38282-2025 tillsynsbegäran.docx
@@ -389,7 +389,7 @@
     <w:r>
       <w:tab/>
       <w:tab/>
-      <w:t>2026-01-14</w:t>
+      <w:t>2026-01-15</w:t>
       <w:br/>
       <w:br/>
     </w:r>

--- a/tillsyn/A 38282-2025 tillsynsbegäran.docx
+++ b/tillsyn/A 38282-2025 tillsynsbegäran.docx
@@ -389,7 +389,7 @@
     <w:r>
       <w:tab/>
       <w:tab/>
-      <w:t>2026-01-15</w:t>
+      <w:t>2026-01-16</w:t>
       <w:br/>
       <w:br/>
     </w:r>

--- a/tillsyn/A 38282-2025 tillsynsbegäran.docx
+++ b/tillsyn/A 38282-2025 tillsynsbegäran.docx
@@ -389,7 +389,7 @@
     <w:r>
       <w:tab/>
       <w:tab/>
-      <w:t>2026-01-16</w:t>
+      <w:t>2026-01-17</w:t>
       <w:br/>
       <w:br/>
     </w:r>

--- a/tillsyn/A 38282-2025 tillsynsbegäran.docx
+++ b/tillsyn/A 38282-2025 tillsynsbegäran.docx
@@ -389,7 +389,7 @@
     <w:r>
       <w:tab/>
       <w:tab/>
-      <w:t>2026-01-17</w:t>
+      <w:t>2026-01-18</w:t>
       <w:br/>
       <w:br/>
     </w:r>

--- a/tillsyn/A 38282-2025 tillsynsbegäran.docx
+++ b/tillsyn/A 38282-2025 tillsynsbegäran.docx
@@ -389,7 +389,7 @@
     <w:r>
       <w:tab/>
       <w:tab/>
-      <w:t>2026-01-18</w:t>
+      <w:t>2026-01-19</w:t>
       <w:br/>
       <w:br/>
     </w:r>

--- a/tillsyn/A 38282-2025 tillsynsbegäran.docx
+++ b/tillsyn/A 38282-2025 tillsynsbegäran.docx
@@ -389,7 +389,7 @@
     <w:r>
       <w:tab/>
       <w:tab/>
-      <w:t>2026-01-19</w:t>
+      <w:t>2026-01-20</w:t>
       <w:br/>
       <w:br/>
     </w:r>

--- a/tillsyn/A 38282-2025 tillsynsbegäran.docx
+++ b/tillsyn/A 38282-2025 tillsynsbegäran.docx
@@ -389,7 +389,7 @@
     <w:r>
       <w:tab/>
       <w:tab/>
-      <w:t>2026-01-20</w:t>
+      <w:t>2026-01-21</w:t>
       <w:br/>
       <w:br/>
     </w:r>

--- a/tillsyn/A 38282-2025 tillsynsbegäran.docx
+++ b/tillsyn/A 38282-2025 tillsynsbegäran.docx
@@ -389,7 +389,7 @@
     <w:r>
       <w:tab/>
       <w:tab/>
-      <w:t>2026-01-21</w:t>
+      <w:t>2026-01-23</w:t>
       <w:br/>
       <w:br/>
     </w:r>

--- a/tillsyn/A 38282-2025 tillsynsbegäran.docx
+++ b/tillsyn/A 38282-2025 tillsynsbegäran.docx
@@ -389,7 +389,7 @@
     <w:r>
       <w:tab/>
       <w:tab/>
-      <w:t>2026-01-23</w:t>
+      <w:t>2026-01-24</w:t>
       <w:br/>
       <w:br/>
     </w:r>

--- a/tillsyn/A 38282-2025 tillsynsbegäran.docx
+++ b/tillsyn/A 38282-2025 tillsynsbegäran.docx
@@ -389,7 +389,7 @@
     <w:r>
       <w:tab/>
       <w:tab/>
-      <w:t>2026-01-24</w:t>
+      <w:t>2026-01-25</w:t>
       <w:br/>
       <w:br/>
     </w:r>

--- a/tillsyn/A 38282-2025 tillsynsbegäran.docx
+++ b/tillsyn/A 38282-2025 tillsynsbegäran.docx
@@ -389,7 +389,7 @@
     <w:r>
       <w:tab/>
       <w:tab/>
-      <w:t>2026-01-25</w:t>
+      <w:t>2026-01-26</w:t>
       <w:br/>
       <w:br/>
     </w:r>

--- a/tillsyn/A 38282-2025 tillsynsbegäran.docx
+++ b/tillsyn/A 38282-2025 tillsynsbegäran.docx
@@ -389,7 +389,7 @@
     <w:r>
       <w:tab/>
       <w:tab/>
-      <w:t>2026-01-26</w:t>
+      <w:t>2026-01-27</w:t>
       <w:br/>
       <w:br/>
     </w:r>

--- a/tillsyn/A 38282-2025 tillsynsbegäran.docx
+++ b/tillsyn/A 38282-2025 tillsynsbegäran.docx
@@ -389,7 +389,7 @@
     <w:r>
       <w:tab/>
       <w:tab/>
-      <w:t>2026-01-27</w:t>
+      <w:t>2026-01-28</w:t>
       <w:br/>
       <w:br/>
     </w:r>

--- a/tillsyn/A 38282-2025 tillsynsbegäran.docx
+++ b/tillsyn/A 38282-2025 tillsynsbegäran.docx
@@ -443,7 +443,7 @@
     <w:r>
       <w:tab/>
       <w:tab/>
-      <w:t>2026-02-22</w:t>
+      <w:t>2026-02-23</w:t>
       <w:br/>
       <w:br/>
     </w:r>

--- a/tillsyn/A 38282-2025 tillsynsbegäran.docx
+++ b/tillsyn/A 38282-2025 tillsynsbegäran.docx
@@ -443,7 +443,7 @@
     <w:r>
       <w:tab/>
       <w:tab/>
-      <w:t>2026-02-23</w:t>
+      <w:t>2026-02-24</w:t>
       <w:br/>
       <w:br/>
     </w:r>

--- a/tillsyn/A 38282-2025 tillsynsbegäran.docx
+++ b/tillsyn/A 38282-2025 tillsynsbegäran.docx
@@ -443,7 +443,7 @@
     <w:r>
       <w:tab/>
       <w:tab/>
-      <w:t>2026-02-24</w:t>
+      <w:t>2026-02-25</w:t>
       <w:br/>
       <w:br/>
     </w:r>

--- a/tillsyn/A 38282-2025 tillsynsbegäran.docx
+++ b/tillsyn/A 38282-2025 tillsynsbegäran.docx
@@ -443,7 +443,7 @@
     <w:r>
       <w:tab/>
       <w:tab/>
-      <w:t>2026-02-25</w:t>
+      <w:t>2026-02-26</w:t>
       <w:br/>
       <w:br/>
     </w:r>

--- a/tillsyn/A 38282-2025 tillsynsbegäran.docx
+++ b/tillsyn/A 38282-2025 tillsynsbegäran.docx
@@ -443,7 +443,7 @@
     <w:r>
       <w:tab/>
       <w:tab/>
-      <w:t>2026-02-26</w:t>
+      <w:t>2026-02-28</w:t>
       <w:br/>
       <w:br/>
     </w:r>

--- a/tillsyn/A 38282-2025 tillsynsbegäran.docx
+++ b/tillsyn/A 38282-2025 tillsynsbegäran.docx
@@ -443,7 +443,7 @@
     <w:r>
       <w:tab/>
       <w:tab/>
-      <w:t>2026-02-28</w:t>
+      <w:t>2026-03-01</w:t>
       <w:br/>
       <w:br/>
     </w:r>

--- a/tillsyn/A 38282-2025 tillsynsbegäran.docx
+++ b/tillsyn/A 38282-2025 tillsynsbegäran.docx
@@ -443,7 +443,7 @@
     <w:r>
       <w:tab/>
       <w:tab/>
-      <w:t>2026-03-01</w:t>
+      <w:t>2026-03-02</w:t>
       <w:br/>
       <w:br/>
     </w:r>

--- a/tillsyn/A 38282-2025 tillsynsbegäran.docx
+++ b/tillsyn/A 38282-2025 tillsynsbegäran.docx
@@ -443,7 +443,7 @@
     <w:r>
       <w:tab/>
       <w:tab/>
-      <w:t>2026-03-02</w:t>
+      <w:t>2026-03-03</w:t>
       <w:br/>
       <w:br/>
     </w:r>

--- a/tillsyn/A 38282-2025 tillsynsbegäran.docx
+++ b/tillsyn/A 38282-2025 tillsynsbegäran.docx
@@ -443,7 +443,7 @@
     <w:r>
       <w:tab/>
       <w:tab/>
-      <w:t>2026-03-03</w:t>
+      <w:t>2026-03-04</w:t>
       <w:br/>
       <w:br/>
     </w:r>

--- a/tillsyn/A 38282-2025 tillsynsbegäran.docx
+++ b/tillsyn/A 38282-2025 tillsynsbegäran.docx
@@ -443,7 +443,7 @@
     <w:r>
       <w:tab/>
       <w:tab/>
-      <w:t>2026-03-04</w:t>
+      <w:t>2026-03-05</w:t>
       <w:br/>
       <w:br/>
     </w:r>

--- a/tillsyn/A 38282-2025 tillsynsbegäran.docx
+++ b/tillsyn/A 38282-2025 tillsynsbegäran.docx
@@ -443,7 +443,7 @@
     <w:r>
       <w:tab/>
       <w:tab/>
-      <w:t>2026-03-05</w:t>
+      <w:t>2026-03-06</w:t>
       <w:br/>
       <w:br/>
     </w:r>

--- a/tillsyn/A 38282-2025 tillsynsbegäran.docx
+++ b/tillsyn/A 38282-2025 tillsynsbegäran.docx
@@ -443,7 +443,7 @@
     <w:r>
       <w:tab/>
       <w:tab/>
-      <w:t>2026-03-06</w:t>
+      <w:t>2026-03-07</w:t>
       <w:br/>
       <w:br/>
     </w:r>

--- a/tillsyn/A 38282-2025 tillsynsbegäran.docx
+++ b/tillsyn/A 38282-2025 tillsynsbegäran.docx
@@ -443,7 +443,7 @@
     <w:r>
       <w:tab/>
       <w:tab/>
-      <w:t>2026-03-07</w:t>
+      <w:t>2026-03-08</w:t>
       <w:br/>
       <w:br/>
     </w:r>

--- a/tillsyn/A 38282-2025 tillsynsbegäran.docx
+++ b/tillsyn/A 38282-2025 tillsynsbegäran.docx
@@ -443,7 +443,7 @@
     <w:r>
       <w:tab/>
       <w:tab/>
-      <w:t>2026-03-08</w:t>
+      <w:t>2026-03-09</w:t>
       <w:br/>
       <w:br/>
     </w:r>

--- a/tillsyn/A 38282-2025 tillsynsbegäran.docx
+++ b/tillsyn/A 38282-2025 tillsynsbegäran.docx
@@ -443,7 +443,7 @@
     <w:r>
       <w:tab/>
       <w:tab/>
-      <w:t>2026-03-09</w:t>
+      <w:t>2026-03-10</w:t>
       <w:br/>
       <w:br/>
     </w:r>

--- a/tillsyn/A 38282-2025 tillsynsbegäran.docx
+++ b/tillsyn/A 38282-2025 tillsynsbegäran.docx
@@ -125,7 +125,7 @@
         <w:t>Entita (NT, §4)</w:t>
       </w:r>
       <w:r>
-        <w:t xml:space="preserve">, rödlistad som nära hotad och prioriterad art i Skogsvårdslagen, har häckningsrevir i anmälan. Minskningstakten innevarande 10-årsperiod beräknas till 20 (10–30) %. Entitan är ortstrogen och reviret är i genomsnitt omkring 5 hektar, ibland uppåt 20 hektar stort. Entitan är en utpräglad lövskogsfågel som föredrar flerskiktade, gärna högvuxna skogar med inslag av äldre träd och välutvecklat buskskikt. Även alkärr med videsnår hör till de miljöer som utnyttjas. Arten häckar ofta i skogar som är svagt eller inte alls påverkade av skogsbruk, ofta rör det sig om värdekärnor med höga naturvärden. Entitan missgynnas av konventionellt skogsbruk och dess ortstrohet och dåliga spridningsförmåga gör den känslig för fragmentering. Entita är typisk art för </w:t>
+        <w:t xml:space="preserve">, rödlistad som nära hotad och prioriterad art i Skogsvårdslagen, har häckningsrevir i anmälan. Minskningstakten innevarande 10-årsperiod beräknas till 20 (10–30) % och bedöms vara nära gränsvärdet för Sårbar (VU). Entitan är ortstrogen och reviret är i genomsnitt omkring 5 hektar, ibland uppåt 20 hektar stort. Entitan är en utpräglad lövskogsfågel som föredrar flerskiktade, gärna högvuxna skogar med inslag av äldre träd och välutvecklat buskskikt. Även alkärr med videsnår hör till de miljöer som utnyttjas. Arten häckar ofta i skogar som är svagt eller inte alls påverkade av skogsbruk, ofta rör det sig om värdekärnor med höga naturvärden. Entitan missgynnas av konventionellt skogsbruk och dess ortstrohet och dåliga spridningsförmåga gör den känslig för fragmentering. Entita är typisk art för </w:t>
       </w:r>
       <w:r>
         <w:rPr>
@@ -145,7 +145,7 @@
         <w:t>Spillkråka (NT, §4)</w:t>
       </w:r>
       <w:r>
-        <w:t xml:space="preserve"> är rödlistad som nära hotad och ingår i bilaga 1 i EU:s fågeldirektiv. Den minskar i population på grund av minskad tillgång på lämpliga bo- och födoträd och minskad födotillgång. Spillkråkans minskningstakt har uppgått till 19 (24–10) % under de senaste 15 åren. Minskningstakten för den svenska populationen bedöms vara nära gränsvärdet för Sårbar (VU) (A2bc). Skogsbruk med korta omloppstider och täta, homogena ungskogar utgör det största hotet. Spillkråka är typisk art för </w:t>
+        <w:t xml:space="preserve"> är rödlistad som nära hotad och ingår i bilaga 1 i EU:s fågeldirektiv. Den minskar i population på grund av minskad tillgång på lämpliga bo- och födoträd och minskad födotillgång. Spillkråkans minskningstakt har uppgått till 19 (24–10) % under de senaste 15 åren och bedöms vara nära gränsvärdet för Sårbar (VU) (A2bc). Spillkråka är en nyckelart i skogliga miljöer vars övergivna bohål utnyttjas av flera andra hålhäckande fågelarter och fladdermöss. Den behöver grova träd, främst tall, asp och bok som boträd. Skogsbruk med korta omloppstider och täta, homogena ungskogar utgör det största hotet. Spillkråka är typisk art för </w:t>
       </w:r>
       <w:r>
         <w:rPr>
@@ -163,7 +163,7 @@
         <w:t xml:space="preserve"> 9740 Skogsbevuxen myr </w:t>
       </w:r>
       <w:r>
-        <w:t>(SLU Artdatabanken, 2023).</w:t>
+        <w:t>(SLU Artdatabanken, 2025; Skogsstyrelsen 2016).</w:t>
       </w:r>
     </w:p>
     <w:p>
@@ -285,7 +285,7 @@
         <w:t xml:space="preserve"> 9740 Skogsbevuxen myr</w:t>
       </w:r>
       <w:r>
-        <w:t xml:space="preserve"> och ingår i bilaga 1 i EU:s fågeldirektiv. Spillkråka lever i både barr- och blandskog liksom i ren lövskog. De tätaste populationerna tenderar att finnas i äldre, variationsrik blandskog med gott om död ved och gamla träd.</w:t>
+        <w:t xml:space="preserve"> och ingår i bilaga 1 i EU:s fågeldirektiv. Spillkråka lever i både barr- och blandskog liksom i ren lövskog. De tätaste populationerna tenderar att finnas i äldre, variationsrik blandskog med gott om död ved och gamla träd. Spillkråka är en nyckelart i skogliga miljöer vars övergivna bohål utnyttjas av flera andra hålhäckande fågelarter och fladdermöss (SLU Artdatabanken, 2023; Skogsstyrelsen 2016).</w:t>
       </w:r>
     </w:p>
     <w:p>
@@ -303,7 +303,21 @@
     </w:p>
     <w:p>
       <w:r>
-        <w:t xml:space="preserve">SLU Artdatabanken, 2021. </w:t>
+        <w:t xml:space="preserve">Skogsstyrelsen, 2016. </w:t>
+      </w:r>
+      <w:r>
+        <w:rPr>
+          <w:i/>
+        </w:rPr>
+        <w:t xml:space="preserve">Vägledning för hänsyn till spillkråka. </w:t>
+      </w:r>
+      <w:r>
+        <w:t>Vägledningar och kunskapsstöd artskydd – Skogsstyrelsen.</w:t>
+      </w:r>
+    </w:p>
+    <w:p>
+      <w:r>
+        <w:t xml:space="preserve">SLU Artdatabanken, 2023. </w:t>
       </w:r>
       <w:r>
         <w:rPr>
@@ -443,7 +457,7 @@
     <w:r>
       <w:tab/>
       <w:tab/>
-      <w:t>2026-03-10</w:t>
+      <w:t>2026-03-11</w:t>
       <w:br/>
       <w:br/>
     </w:r>

--- a/tillsyn/A 38282-2025 tillsynsbegäran.docx
+++ b/tillsyn/A 38282-2025 tillsynsbegäran.docx
@@ -457,7 +457,7 @@
     <w:r>
       <w:tab/>
       <w:tab/>
-      <w:t>2026-03-11</w:t>
+      <w:t>2026-03-12</w:t>
       <w:br/>
       <w:br/>
     </w:r>

--- a/tillsyn/A 38282-2025 tillsynsbegäran.docx
+++ b/tillsyn/A 38282-2025 tillsynsbegäran.docx
@@ -457,7 +457,7 @@
     <w:r>
       <w:tab/>
       <w:tab/>
-      <w:t>2026-03-12</w:t>
+      <w:t>2026-03-13</w:t>
       <w:br/>
       <w:br/>
     </w:r>

--- a/tillsyn/A 38282-2025 tillsynsbegäran.docx
+++ b/tillsyn/A 38282-2025 tillsynsbegäran.docx
@@ -457,7 +457,7 @@
     <w:r>
       <w:tab/>
       <w:tab/>
-      <w:t>2026-04-14</w:t>
+      <w:t>2026-04-15</w:t>
       <w:br/>
       <w:br/>
     </w:r>

--- a/tillsyn/A 38282-2025 tillsynsbegäran.docx
+++ b/tillsyn/A 38282-2025 tillsynsbegäran.docx
@@ -457,7 +457,7 @@
     <w:r>
       <w:tab/>
       <w:tab/>
-      <w:t>2026-04-15</w:t>
+      <w:t>2026-04-16</w:t>
       <w:br/>
       <w:br/>
     </w:r>

--- a/tillsyn/A 38282-2025 tillsynsbegäran.docx
+++ b/tillsyn/A 38282-2025 tillsynsbegäran.docx
@@ -457,7 +457,7 @@
     <w:r>
       <w:tab/>
       <w:tab/>
-      <w:t>2026-04-16</w:t>
+      <w:t>2026-04-17</w:t>
       <w:br/>
       <w:br/>
     </w:r>

--- a/tillsyn/A 38282-2025 tillsynsbegäran.docx
+++ b/tillsyn/A 38282-2025 tillsynsbegäran.docx
@@ -457,7 +457,7 @@
     <w:r>
       <w:tab/>
       <w:tab/>
-      <w:t>2026-04-17</w:t>
+      <w:t>2026-04-18</w:t>
       <w:br/>
       <w:br/>
     </w:r>

--- a/tillsyn/A 38282-2025 tillsynsbegäran.docx
+++ b/tillsyn/A 38282-2025 tillsynsbegäran.docx
@@ -457,7 +457,7 @@
     <w:r>
       <w:tab/>
       <w:tab/>
-      <w:t>2026-04-18</w:t>
+      <w:t>2026-04-19</w:t>
       <w:br/>
       <w:br/>
     </w:r>

--- a/tillsyn/A 38282-2025 tillsynsbegäran.docx
+++ b/tillsyn/A 38282-2025 tillsynsbegäran.docx
@@ -457,7 +457,7 @@
     <w:r>
       <w:tab/>
       <w:tab/>
-      <w:t>2026-04-19</w:t>
+      <w:t>2026-04-20</w:t>
       <w:br/>
       <w:br/>
     </w:r>

--- a/tillsyn/A 38282-2025 tillsynsbegäran.docx
+++ b/tillsyn/A 38282-2025 tillsynsbegäran.docx
@@ -457,7 +457,7 @@
     <w:r>
       <w:tab/>
       <w:tab/>
-      <w:t>2026-04-20</w:t>
+      <w:t>2026-04-21</w:t>
       <w:br/>
       <w:br/>
     </w:r>

--- a/tillsyn/A 38282-2025 tillsynsbegäran.docx
+++ b/tillsyn/A 38282-2025 tillsynsbegäran.docx
@@ -457,7 +457,7 @@
     <w:r>
       <w:tab/>
       <w:tab/>
-      <w:t>2026-04-21</w:t>
+      <w:t>2026-04-22</w:t>
       <w:br/>
       <w:br/>
     </w:r>

--- a/tillsyn/A 38282-2025 tillsynsbegäran.docx
+++ b/tillsyn/A 38282-2025 tillsynsbegäran.docx
@@ -457,7 +457,7 @@
     <w:r>
       <w:tab/>
       <w:tab/>
-      <w:t>2026-04-22</w:t>
+      <w:t>2026-04-23</w:t>
       <w:br/>
       <w:br/>
     </w:r>

--- a/tillsyn/A 38282-2025 tillsynsbegäran.docx
+++ b/tillsyn/A 38282-2025 tillsynsbegäran.docx
@@ -457,7 +457,7 @@
     <w:r>
       <w:tab/>
       <w:tab/>
-      <w:t>2026-04-23</w:t>
+      <w:t>2026-04-24</w:t>
       <w:br/>
       <w:br/>
     </w:r>

--- a/tillsyn/A 38282-2025 tillsynsbegäran.docx
+++ b/tillsyn/A 38282-2025 tillsynsbegäran.docx
@@ -457,7 +457,7 @@
     <w:r>
       <w:tab/>
       <w:tab/>
-      <w:t>2026-04-24</w:t>
+      <w:t>2026-04-25</w:t>
       <w:br/>
       <w:br/>
     </w:r>

--- a/tillsyn/A 38282-2025 tillsynsbegäran.docx
+++ b/tillsyn/A 38282-2025 tillsynsbegäran.docx
@@ -457,7 +457,7 @@
     <w:r>
       <w:tab/>
       <w:tab/>
-      <w:t>2026-04-25</w:t>
+      <w:t>2026-04-26</w:t>
       <w:br/>
       <w:br/>
     </w:r>

--- a/tillsyn/A 38282-2025 tillsynsbegäran.docx
+++ b/tillsyn/A 38282-2025 tillsynsbegäran.docx
@@ -457,7 +457,7 @@
     <w:r>
       <w:tab/>
       <w:tab/>
-      <w:t>2026-04-26</w:t>
+      <w:t>2026-04-27</w:t>
       <w:br/>
       <w:br/>
     </w:r>

--- a/tillsyn/A 38282-2025 tillsynsbegäran.docx
+++ b/tillsyn/A 38282-2025 tillsynsbegäran.docx
@@ -457,7 +457,7 @@
     <w:r>
       <w:tab/>
       <w:tab/>
-      <w:t>2026-04-27</w:t>
+      <w:t>2026-04-28</w:t>
       <w:br/>
       <w:br/>
     </w:r>

--- a/tillsyn/A 38282-2025 tillsynsbegäran.docx
+++ b/tillsyn/A 38282-2025 tillsynsbegäran.docx
@@ -457,7 +457,7 @@
     <w:r>
       <w:tab/>
       <w:tab/>
-      <w:t>2026-04-28</w:t>
+      <w:t>2026-04-29</w:t>
       <w:br/>
       <w:br/>
     </w:r>

--- a/tillsyn/A 38282-2025 tillsynsbegäran.docx
+++ b/tillsyn/A 38282-2025 tillsynsbegäran.docx
@@ -457,7 +457,7 @@
     <w:r>
       <w:tab/>
       <w:tab/>
-      <w:t>2026-04-29</w:t>
+      <w:t>2026-04-30</w:t>
       <w:br/>
       <w:br/>
     </w:r>
